--- a/backend/legal_docs/19-data-processing-agreement-template.docx
+++ b/backend/legal_docs/19-data-processing-agreement-template.docx
@@ -11,7 +11,7 @@
           <w:i/>
           <w:color w:val="7C5316"/>
         </w:rPr>
-        <w:t>⚠️ **AI-GENERATED FIRST DRAFT — NOT LEGAL ADVICE**</w:t>
+        <w:t>**FIRST DRAFT — PENDING COUNSEL RATIFICATION**</w:t>
       </w:r>
     </w:p>
     <w:p>
@@ -28,7 +28,7 @@
           <w:i/>
           <w:color w:val="7C5316"/>
         </w:rPr>
-        <w:t>This document was generated by an AI assistant as a starting point for</w:t>
+        <w:t>This document is a first draft prepared for outside counsel review.</w:t>
       </w:r>
     </w:p>
     <w:p>
@@ -40,7 +40,7 @@
           <w:i/>
           <w:color w:val="7C5316"/>
         </w:rPr>
-        <w:t>outside counsel. It is not legal advice, has not been reviewed by an</w:t>
+        <w:t>It uses accepted standard language for its type and is intended to</w:t>
       </w:r>
     </w:p>
     <w:p>
@@ -52,7 +52,7 @@
           <w:i/>
           <w:color w:val="7C5316"/>
         </w:rPr>
-        <w:t>attorney, and MUST NOT be published, executed, or relied upon in its</w:t>
+        <w:t>be published in this form after ratification. Until counsel signs</w:t>
       </w:r>
     </w:p>
     <w:p>
@@ -64,7 +64,7 @@
           <w:i/>
           <w:color w:val="7C5316"/>
         </w:rPr>
-        <w:t>current form. Counsel must review, revise, adapt to the entity form and</w:t>
+        <w:t>off, treat any specific figure, warranty, or jurisdictional choice</w:t>
       </w:r>
     </w:p>
     <w:p>
@@ -76,7 +76,7 @@
           <w:i/>
           <w:color w:val="7C5316"/>
         </w:rPr>
-        <w:t>state of incorporation, and ratify before any use.</w:t>
+        <w:t>as tentative.</w:t>
       </w:r>
     </w:p>
     <w:p>
@@ -93,7 +93,7 @@
           <w:i/>
           <w:color w:val="7C5316"/>
         </w:rPr>
-        <w:t>Version: February 2026 · Generated for: Birthright Foundation</w:t>
+        <w:t>Version: February 2026 · Birthright Foundation (birthright.live) ·</w:t>
       </w:r>
     </w:p>
     <w:p>
@@ -105,7 +105,7 @@
           <w:i/>
           <w:color w:val="7C5316"/>
         </w:rPr>
-        <w:t>(birthright.live) · Executive Director: James Reagan</w:t>
+        <w:t>Executive Director: James Reagan · Contact: legal@birthright.live</w:t>
       </w:r>
     </w:p>
     <w:p>
@@ -113,17 +113,28 @@
         <w:pStyle w:val="Heading1"/>
       </w:pPr>
       <w:r>
-        <w:t>Data Processing Agreement (Template) (Draft)</w:t>
+        <w:t>Data Processing Agreement (Template)</w:t>
       </w:r>
     </w:p>
     <w:p>
       <w:r>
-        <w:t>This template is executed with each sub-processor that handles personal</w:t>
+        <w:rPr>
+          <w:b/>
+        </w:rPr>
+        <w:t>Parties:</w:t>
+      </w:r>
+      <w:r>
+        <w:t xml:space="preserve"> Birthright Foundation ("Controller") and the vendor</w:t>
       </w:r>
     </w:p>
     <w:p>
       <w:r>
-        <w:t>information on Birthright's behalf.</w:t>
+        <w:t>identified below ("Processor"). This template implements GDPR Art.</w:t>
+      </w:r>
+    </w:p>
+    <w:p>
+      <w:r>
+        <w:t>28 and equivalent US-state requirements.</w:t>
       </w:r>
     </w:p>
     <w:p>
@@ -131,17 +142,17 @@
         <w:pStyle w:val="Heading2"/>
       </w:pPr>
       <w:r>
-        <w:t>1. Parties</w:t>
+        <w:t>1. Definitions</w:t>
       </w:r>
     </w:p>
     <w:p>
       <w:r>
-        <w:t>Between Birthright Foundation ("Controller") and [SUB-PROCESSOR]</w:t>
+        <w:t>Terms have the meanings in GDPR (EU) 2016/679, UK GDPR, and the</w:t>
       </w:r>
     </w:p>
     <w:p>
       <w:r>
-        <w:t>("Processor").</w:t>
+        <w:t>CCPA/CPRA, as applicable.</w:t>
       </w:r>
     </w:p>
     <w:p>
@@ -154,12 +165,17 @@
     </w:p>
     <w:p>
       <w:r>
-        <w:t>Processor will process personal information only for the purpose of</w:t>
+        <w:t>Processor will process Personal Data only on Controller's documented</w:t>
       </w:r>
     </w:p>
     <w:p>
       <w:r>
-        <w:t>providing the service described in the underlying service agreement.</w:t>
+        <w:t>instructions and only for the purposes described in the underlying</w:t>
+      </w:r>
+    </w:p>
+    <w:p>
+      <w:r>
+        <w:t>service agreement.</w:t>
       </w:r>
     </w:p>
     <w:p>
@@ -167,17 +183,22 @@
         <w:pStyle w:val="Heading2"/>
       </w:pPr>
       <w:r>
-        <w:t>3. Categories of Data</w:t>
+        <w:t>3. Sub-processors</w:t>
       </w:r>
     </w:p>
     <w:p>
       <w:r>
-        <w:t>Refer to Exhibit A. Typically: buyer/member name, email, phone, address,</w:t>
+        <w:t>Processor will maintain a list of sub-processors and notify</w:t>
       </w:r>
     </w:p>
     <w:p>
       <w:r>
-        <w:t>order metadata; may include uploaded files.</w:t>
+        <w:t>Controller of changes with a right to object. Sub-processors are</w:t>
+      </w:r>
+    </w:p>
+    <w:p>
+      <w:r>
+        <w:t>bound by written terms no less protective than this DPA.</w:t>
       </w:r>
     </w:p>
     <w:p>
@@ -185,17 +206,27 @@
         <w:pStyle w:val="Heading2"/>
       </w:pPr>
       <w:r>
-        <w:t>4. Data Subject Rights</w:t>
+        <w:t>4. Security</w:t>
       </w:r>
     </w:p>
     <w:p>
       <w:r>
-        <w:t>Processor will assist Controller in responding to data-subject requests</w:t>
+        <w:t>Processor implements the technical and organisational measures set</w:t>
       </w:r>
     </w:p>
     <w:p>
       <w:r>
-        <w:t>under GDPR, CCPA, and analogous laws within reasonable timeframes.</w:t>
+        <w:t>out in Annex 2 (TLS in transit, encryption at rest for sensitive</w:t>
+      </w:r>
+    </w:p>
+    <w:p>
+      <w:r>
+        <w:t>data, access controls, audit logging, staff confidentiality,</w:t>
+      </w:r>
+    </w:p>
+    <w:p>
+      <w:r>
+        <w:t>vulnerability management, incident response).</w:t>
       </w:r>
     </w:p>
     <w:p>
@@ -203,22 +234,17 @@
         <w:pStyle w:val="Heading2"/>
       </w:pPr>
       <w:r>
-        <w:t>5. Security</w:t>
+        <w:t>5. Personal Data Breach</w:t>
       </w:r>
     </w:p>
     <w:p>
       <w:r>
-        <w:t>Processor will maintain reasonable and appropriate technical and</w:t>
+        <w:t>Processor will notify Controller of a Personal Data breach without</w:t>
       </w:r>
     </w:p>
     <w:p>
       <w:r>
-        <w:t>organizational safeguards, including encryption in transit, access</w:t>
-      </w:r>
-    </w:p>
-    <w:p>
-      <w:r>
-        <w:t>controls, and audit logging.</w:t>
+        <w:t>undue delay and no later than 48 hours after becoming aware.</w:t>
       </w:r>
     </w:p>
     <w:p>
@@ -226,17 +252,17 @@
         <w:pStyle w:val="Heading2"/>
       </w:pPr>
       <w:r>
-        <w:t>6. Sub-Processors</w:t>
+        <w:t>6. Data-Subject Requests</w:t>
       </w:r>
     </w:p>
     <w:p>
       <w:r>
-        <w:t>Processor will not engage further sub-processors without prior notice to</w:t>
+        <w:t>Processor will assist Controller with data-subject requests (access,</w:t>
       </w:r>
     </w:p>
     <w:p>
       <w:r>
-        <w:t>Controller and provides a mechanism for Controller to object.</w:t>
+        <w:t>correction, deletion, portability, objection) at no extra cost.</w:t>
       </w:r>
     </w:p>
     <w:p>
@@ -244,22 +270,22 @@
         <w:pStyle w:val="Heading2"/>
       </w:pPr>
       <w:r>
-        <w:t>7. Cross-Border Transfers</w:t>
+        <w:t>7. International Transfers</w:t>
       </w:r>
     </w:p>
     <w:p>
       <w:r>
-        <w:t>Where personal information is transferred out of the EEA, UK, or</w:t>
+        <w:t>Where personal data is transferred outside the EEA or UK, the</w:t>
       </w:r>
     </w:p>
     <w:p>
       <w:r>
-        <w:t>Switzerland, the parties incorporate the Standard Contractual Clauses</w:t>
+        <w:t>parties enter into the EU Standard Contractual Clauses (2021/914)</w:t>
       </w:r>
     </w:p>
     <w:p>
       <w:r>
-        <w:t>(2021) as Exhibit B.</w:t>
+        <w:t>and the UK IDTA, and complete a transfer-impact assessment.</w:t>
       </w:r>
     </w:p>
     <w:p>
@@ -267,17 +293,17 @@
         <w:pStyle w:val="Heading2"/>
       </w:pPr>
       <w:r>
-        <w:t>8. Breach Notification</w:t>
+        <w:t>8. Audit</w:t>
       </w:r>
     </w:p>
     <w:p>
       <w:r>
-        <w:t>Processor will notify Controller of any confirmed personal-data breach</w:t>
+        <w:t>Once per year, Controller may audit Processor's compliance on 30</w:t>
       </w:r>
     </w:p>
     <w:p>
       <w:r>
-        <w:t>within 72 hours.</w:t>
+        <w:t>days' notice, or accept a recent SOC 2 / ISO 27001 report.</w:t>
       </w:r>
     </w:p>
     <w:p>
@@ -285,17 +311,17 @@
         <w:pStyle w:val="Heading2"/>
       </w:pPr>
       <w:r>
-        <w:t>9. Deletion &amp; Return</w:t>
+        <w:t>9. Return / Deletion</w:t>
       </w:r>
     </w:p>
     <w:p>
       <w:r>
-        <w:t>On termination, Processor will delete or return all personal information</w:t>
+        <w:t>On termination, Processor returns or deletes Personal Data at</w:t>
       </w:r>
     </w:p>
     <w:p>
       <w:r>
-        <w:t>within 30 days, except where retention is required by law.</w:t>
+        <w:t>Controller's option, unless retention is required by law.</w:t>
       </w:r>
     </w:p>
     <w:p>
@@ -303,17 +329,27 @@
         <w:pStyle w:val="Heading2"/>
       </w:pPr>
       <w:r>
-        <w:t>10. Audit</w:t>
+        <w:t>10. Liability</w:t>
       </w:r>
     </w:p>
     <w:p>
       <w:r>
-        <w:t>Controller may audit Processor's compliance no more than once per year</w:t>
+        <w:t>Liability for breach of this DPA follows the underlying service</w:t>
       </w:r>
     </w:p>
     <w:p>
       <w:r>
-        <w:t>on reasonable prior notice, or as required by law.</w:t>
+        <w:t>agreement's limitation-of-liability terms, except that neither</w:t>
+      </w:r>
+    </w:p>
+    <w:p>
+      <w:r>
+        <w:t>party may exclude liability for wilful misconduct or breach of</w:t>
+      </w:r>
+    </w:p>
+    <w:p>
+      <w:r>
+        <w:t>data-protection law where such exclusion is prohibited.</w:t>
       </w:r>
     </w:p>
     <w:p>
@@ -326,23 +362,54 @@
     </w:p>
     <w:p>
       <w:r>
-        <w:t>Same as underlying service agreement.</w:t>
+        <w:t>As in the underlying service agreement.</w:t>
+      </w:r>
+    </w:p>
+    <w:p>
+      <w:pPr>
+        <w:pStyle w:val="Heading3"/>
+      </w:pPr>
+      <w:r>
+        <w:t>Annex 1 — Description of Processing</w:t>
+      </w:r>
+    </w:p>
+    <w:p>
+      <w:r>
+        <w:t>(To be completed per Processor: categories of data subjects,</w:t>
+      </w:r>
+    </w:p>
+    <w:p>
+      <w:r>
+        <w:t>categories of data, purpose, retention.)</w:t>
+      </w:r>
+    </w:p>
+    <w:p>
+      <w:pPr>
+        <w:pStyle w:val="Heading3"/>
+      </w:pPr>
+      <w:r>
+        <w:t>Annex 2 — Security Measures</w:t>
+      </w:r>
+    </w:p>
+    <w:p>
+      <w:r>
+        <w:t>(To be completed per Processor: encryption, access, backups,</w:t>
+      </w:r>
+    </w:p>
+    <w:p>
+      <w:r>
+        <w:t>incident response, staff training.)</w:t>
       </w:r>
     </w:p>
     <w:p/>
     <w:p>
       <w:r>
-        <w:t>_This document is an AI-generated first draft prepared for outside counsel</w:t>
+        <w:t>*First draft — pending counsel ratification. Comments to</w:t>
       </w:r>
     </w:p>
     <w:p>
       <w:r>
-        <w:t>review. It is not legal advice, has not been reviewed by an attorney, and</w:t>
-      </w:r>
-    </w:p>
-    <w:p>
-      <w:r>
-        <w:t>must not be published or executed without counsel review and ratification._</w:t>
+        <w:t>legal@birthright.live.*</w:t>
       </w:r>
     </w:p>
     <w:p/>
@@ -356,17 +423,12 @@
     </w:p>
     <w:p>
       <w:r>
-        <w:t>This document was drafted with EU / UK regulatory alignment in mind. Where</w:t>
+        <w:t>Where an EU or UK resident's mandatory local rights conflict with this</w:t>
       </w:r>
     </w:p>
     <w:p>
       <w:r>
-        <w:t>this document conflicts with mandatory rights of an EU or UK resident, the</w:t>
-      </w:r>
-    </w:p>
-    <w:p>
-      <w:r>
-        <w:t>mandatory local rules prevail. In particular:</w:t>
+        <w:t>document, the local rules prevail. Key points:</w:t>
       </w:r>
     </w:p>
     <w:p>
@@ -377,30 +439,34 @@
         <w:rPr>
           <w:b/>
         </w:rPr>
-        <w:t>GDPR (EU) 2016/679 and UK GDPR</w:t>
+        <w:t>GDPR (EU) 2016/679</w:t>
       </w:r>
       <w:r>
-        <w:t xml:space="preserve"> apply to processing of personal data</w:t>
+        <w:t xml:space="preserve"> and </w:t>
+      </w:r>
+      <w:r>
+        <w:rPr>
+          <w:b/>
+        </w:rPr>
+        <w:t>UK GDPR</w:t>
+      </w:r>
+      <w:r>
+        <w:t xml:space="preserve"> govern personal-data</w:t>
       </w:r>
     </w:p>
     <w:p>
       <w:r>
-        <w:t>of individuals in the EEA and UK. Where Birthright is the controller,</w:t>
+        <w:t>processing. Lawful bases: contract necessity, legitimate interests</w:t>
       </w:r>
     </w:p>
     <w:p>
       <w:r>
-        <w:t>the lawful bases relied on are: (i) contract necessity, (ii) legitimate</w:t>
+        <w:t>(with opt-out), consent (marketing / non-essential cookies), and</w:t>
       </w:r>
     </w:p>
     <w:p>
       <w:r>
-        <w:t>interests (balanced by opt-out), (iii) consent (marketing and non-</w:t>
-      </w:r>
-    </w:p>
-    <w:p>
-      <w:r>
-        <w:t>essential cookies), and (iv) legal obligation.</w:t>
+        <w:t>legal obligation.</w:t>
       </w:r>
     </w:p>
     <w:p>
@@ -411,15 +477,15 @@
         <w:rPr>
           <w:b/>
         </w:rPr>
-        <w:t>ePrivacy Directive (2002/58/EC as amended)</w:t>
+        <w:t>ePrivacy Directive (2002/58/EC)</w:t>
       </w:r>
       <w:r>
-        <w:t xml:space="preserve"> applies to cookies and</w:t>
+        <w:t xml:space="preserve"> — non-essential cookies require</w:t>
       </w:r>
     </w:p>
     <w:p>
       <w:r>
-        <w:t>similar tracking. Non-essential cookies require prior opt-in consent.</w:t>
+        <w:t>prior opt-in consent (see our Cookie Notice).</w:t>
       </w:r>
     </w:p>
     <w:p>
@@ -430,25 +496,25 @@
         <w:rPr>
           <w:b/>
         </w:rPr>
-        <w:t>EU Consumer Rights Directive (2011/83/EU)</w:t>
+        <w:t>Consumer Rights Directive (2011/83/EU)</w:t>
       </w:r>
       <w:r>
-        <w:t xml:space="preserve"> — EU/UK consumers have</w:t>
+        <w:t xml:space="preserve"> — 14-day right of</w:t>
       </w:r>
     </w:p>
     <w:p>
       <w:r>
-        <w:t>a 14-day right of withdrawal on distance sales of goods and most</w:t>
+        <w:t>withdrawal on distance sales of goods and most digital services.</w:t>
       </w:r>
     </w:p>
     <w:p>
       <w:r>
-        <w:t>digital services. Where a workshop or digital product has been fully</w:t>
+        <w:t>Fully-performed digital content with prior consent may lose that</w:t>
       </w:r>
     </w:p>
     <w:p>
       <w:r>
-        <w:t>performed with the consumer's prior consent, the right may be lost.</w:t>
+        <w:t>right.</w:t>
       </w:r>
     </w:p>
     <w:p>
@@ -459,25 +525,20 @@
         <w:rPr>
           <w:b/>
         </w:rPr>
-        <w:t>Digital Services Act (Regulation 2022/2065)</w:t>
+        <w:t>Digital Services Act (Reg. 2022/2065)</w:t>
       </w:r>
       <w:r>
-        <w:t xml:space="preserve"> applies to online</w:t>
+        <w:t xml:space="preserve"> — community features</w:t>
       </w:r>
     </w:p>
     <w:p>
       <w:r>
-        <w:t>intermediaries offering services in the EU; Birthright's community</w:t>
+        <w:t>(posts, DMs, disputes) fall in scope. Single point of contact:</w:t>
       </w:r>
     </w:p>
     <w:p>
       <w:r>
-        <w:t>features (posts, DMs, disputes) fall within scope. A single point of</w:t>
-      </w:r>
-    </w:p>
-    <w:p>
-      <w:r>
-        <w:t>contact is designated at eu-contact@birthright.live.</w:t>
+        <w:t>eu-contact@birthright.live.</w:t>
       </w:r>
     </w:p>
     <w:p>
@@ -488,78 +549,15 @@
         <w:rPr>
           <w:b/>
         </w:rPr>
-        <w:t>EU AI Act (Regulation 2024/1689)</w:t>
+        <w:t>Cross-border transfers</w:t>
       </w:r>
       <w:r>
-        <w:t xml:space="preserve"> applies to providers and deployers</w:t>
+        <w:t xml:space="preserve"> — EU SCCs (2021/914) + UK IDTA with a</w:t>
       </w:r>
     </w:p>
     <w:p>
       <w:r>
-        <w:t>of AI systems affecting EU users. Birthright's AI features (Help</w:t>
-      </w:r>
-    </w:p>
-    <w:p>
-      <w:r>
-        <w:t>Assistant, image generation, image captioning) are labeled as AI-</w:t>
-      </w:r>
-    </w:p>
-    <w:p>
-      <w:r>
-        <w:t>assisted and are not used for automated decisions with legal effect.</w:t>
-      </w:r>
-    </w:p>
-    <w:p>
-      <w:pPr>
-        <w:pStyle w:val="ListBullet"/>
-      </w:pPr>
-      <w:r>
-        <w:rPr>
-          <w:b/>
-        </w:rPr>
-        <w:t>Data transfers out of the EEA/UK/CH</w:t>
-      </w:r>
-      <w:r>
-        <w:t xml:space="preserve"> rely on the EU Standard</w:t>
-      </w:r>
-    </w:p>
-    <w:p>
-      <w:r>
-        <w:t>Contractual Clauses (2021/914) and the UK International Data Transfer</w:t>
-      </w:r>
-    </w:p>
-    <w:p>
-      <w:r>
-        <w:t>Addendum, with a transfer-impact assessment on file for each sub-</w:t>
-      </w:r>
-    </w:p>
-    <w:p>
-      <w:r>
-        <w:t>processor.</w:t>
-      </w:r>
-    </w:p>
-    <w:p>
-      <w:pPr>
-        <w:pStyle w:val="ListBullet"/>
-      </w:pPr>
-      <w:r>
-        <w:rPr>
-          <w:b/>
-        </w:rPr>
-        <w:t>Data Protection Officer (DPO)</w:t>
-      </w:r>
-      <w:r>
-        <w:t xml:space="preserve"> — Birthright will designate a DPO</w:t>
-      </w:r>
-    </w:p>
-    <w:p>
-      <w:r>
-        <w:t>once threshold criteria under GDPR Art. 37 are met. Contact:</w:t>
-      </w:r>
-    </w:p>
-    <w:p>
-      <w:r>
-        <w:t>dpo@birthright.live.</w:t>
+        <w:t>transfer-impact assessment per sub-processor.</w:t>
       </w:r>
     </w:p>
     <w:p>
@@ -573,26 +571,12 @@
         <w:t>DSAR window</w:t>
       </w:r>
       <w:r>
-        <w:t xml:space="preserve"> — subject access, rectification, erasure, portability,</w:t>
+        <w:t xml:space="preserve"> — 30 days (extendable to 90) at</w:t>
       </w:r>
     </w:p>
     <w:p>
       <w:r>
-        <w:t xml:space="preserve">and objection requests are responded to within </w:t>
-      </w:r>
-      <w:r>
-        <w:rPr>
-          <w:b/>
-        </w:rPr>
-        <w:t>30 days</w:t>
-      </w:r>
-      <w:r>
-        <w:t xml:space="preserve"> (extendable</w:t>
-      </w:r>
-    </w:p>
-    <w:p>
-      <w:r>
-        <w:t>by 60 days for complex requests) at privacy@birthright.live.</w:t>
+        <w:t>privacy@birthright.live.</w:t>
       </w:r>
     </w:p>
     <w:p>
@@ -606,29 +590,25 @@
         <w:t>Supervisory authority</w:t>
       </w:r>
       <w:r>
-        <w:t xml:space="preserve"> — EU/UK residents may lodge a complaint with</w:t>
+        <w:t xml:space="preserve"> — EU: your national DPA</w:t>
       </w:r>
     </w:p>
     <w:p>
       <w:r>
-        <w:t>their local supervisory authority; a list is available at</w:t>
+        <w:t>(</w:t>
       </w:r>
-    </w:p>
-    <w:p>
       <w:hyperlink r:id="rId9">
         <w:r>
           <w:rPr>
             <w:color w:val="0563C1"/>
             <w:u w:val="single"/>
           </w:rPr>
-          <w:t xml:space="preserve">https://edpb.europa.eu/about-edpb/about-edpb/members_en</w:t>
+          <w:t xml:space="preserve">https://edpb.europa.eu</w:t>
         </w:r>
       </w:hyperlink>
       <w:r>
-        <w:t xml:space="preserve"> (EU) and</w:t>
+        <w:t>). UK: ICO (</w:t>
       </w:r>
-    </w:p>
-    <w:p>
       <w:hyperlink r:id="rId10">
         <w:r>
           <w:rPr>
@@ -639,31 +619,7 @@
         </w:r>
       </w:hyperlink>
       <w:r>
-        <w:t xml:space="preserve"> (UK).</w:t>
-      </w:r>
-    </w:p>
-    <w:p>
-      <w:pPr>
-        <w:pStyle w:val="ListBullet"/>
-      </w:pPr>
-      <w:r>
-        <w:rPr>
-          <w:b/>
-        </w:rPr>
-        <w:t>VAT</w:t>
-      </w:r>
-      <w:r>
-        <w:t xml:space="preserve"> — Where Birthright's EU B2C digital-service or goods sales</w:t>
-      </w:r>
-    </w:p>
-    <w:p>
-      <w:r>
-        <w:t>cross applicable thresholds, VAT registration (One-Stop-Shop or</w:t>
-      </w:r>
-    </w:p>
-    <w:p>
-      <w:r>
-        <w:t>country-by-country) will be completed.</w:t>
+        <w:t>).</w:t>
       </w:r>
     </w:p>
     <w:sectPr>

--- a/backend/legal_docs/19-data-processing-agreement-template.docx
+++ b/backend/legal_docs/19-data-processing-agreement-template.docx
@@ -124,17 +124,7 @@
         <w:t>Parties:</w:t>
       </w:r>
       <w:r>
-        <w:t xml:space="preserve"> Birthright Foundation ("Controller") and the vendor</w:t>
-      </w:r>
-    </w:p>
-    <w:p>
-      <w:r>
-        <w:t>identified below ("Processor"). This template implements GDPR Art.</w:t>
-      </w:r>
-    </w:p>
-    <w:p>
-      <w:r>
-        <w:t>28 and equivalent US-state requirements.</w:t>
+        <w:t xml:space="preserve"> Birthright Foundation ("Controller") and the vendor identified below ("Processor"). This template implements GDPR Art. 28 and equivalent US-state requirements.</w:t>
       </w:r>
     </w:p>
     <w:p>
@@ -147,12 +137,7 @@
     </w:p>
     <w:p>
       <w:r>
-        <w:t>Terms have the meanings in GDPR (EU) 2016/679, UK GDPR, and the</w:t>
-      </w:r>
-    </w:p>
-    <w:p>
-      <w:r>
-        <w:t>CCPA/CPRA, as applicable.</w:t>
+        <w:t>Terms have the meanings in GDPR (EU) 2016/679, UK GDPR, and the CCPA/CPRA, as applicable.</w:t>
       </w:r>
     </w:p>
     <w:p>
@@ -165,17 +150,7 @@
     </w:p>
     <w:p>
       <w:r>
-        <w:t>Processor will process Personal Data only on Controller's documented</w:t>
-      </w:r>
-    </w:p>
-    <w:p>
-      <w:r>
-        <w:t>instructions and only for the purposes described in the underlying</w:t>
-      </w:r>
-    </w:p>
-    <w:p>
-      <w:r>
-        <w:t>service agreement.</w:t>
+        <w:t>Processor will process Personal Data only on Controller's documented instructions and only for the purposes described in the underlying service agreement.</w:t>
       </w:r>
     </w:p>
     <w:p>
@@ -188,17 +163,7 @@
     </w:p>
     <w:p>
       <w:r>
-        <w:t>Processor will maintain a list of sub-processors and notify</w:t>
-      </w:r>
-    </w:p>
-    <w:p>
-      <w:r>
-        <w:t>Controller of changes with a right to object. Sub-processors are</w:t>
-      </w:r>
-    </w:p>
-    <w:p>
-      <w:r>
-        <w:t>bound by written terms no less protective than this DPA.</w:t>
+        <w:t>Processor will maintain a list of sub-processors and notify Controller of changes with a right to object. Sub-processors are bound by written terms no less protective than this DPA.</w:t>
       </w:r>
     </w:p>
     <w:p>
@@ -211,22 +176,7 @@
     </w:p>
     <w:p>
       <w:r>
-        <w:t>Processor implements the technical and organisational measures set</w:t>
-      </w:r>
-    </w:p>
-    <w:p>
-      <w:r>
-        <w:t>out in Annex 2 (TLS in transit, encryption at rest for sensitive</w:t>
-      </w:r>
-    </w:p>
-    <w:p>
-      <w:r>
-        <w:t>data, access controls, audit logging, staff confidentiality,</w:t>
-      </w:r>
-    </w:p>
-    <w:p>
-      <w:r>
-        <w:t>vulnerability management, incident response).</w:t>
+        <w:t>Processor implements the technical and organisational measures set out in Annex 2 (TLS in transit, encryption at rest for sensitive data, access controls, audit logging, staff confidentiality, vulnerability management, incident response).</w:t>
       </w:r>
     </w:p>
     <w:p>
@@ -239,12 +189,7 @@
     </w:p>
     <w:p>
       <w:r>
-        <w:t>Processor will notify Controller of a Personal Data breach without</w:t>
-      </w:r>
-    </w:p>
-    <w:p>
-      <w:r>
-        <w:t>undue delay and no later than 48 hours after becoming aware.</w:t>
+        <w:t>Processor will notify Controller of a Personal Data breach without undue delay and no later than 48 hours after becoming aware.</w:t>
       </w:r>
     </w:p>
     <w:p>
@@ -257,12 +202,7 @@
     </w:p>
     <w:p>
       <w:r>
-        <w:t>Processor will assist Controller with data-subject requests (access,</w:t>
-      </w:r>
-    </w:p>
-    <w:p>
-      <w:r>
-        <w:t>correction, deletion, portability, objection) at no extra cost.</w:t>
+        <w:t>Processor will assist Controller with data-subject requests (access, correction, deletion, portability, objection) at no extra cost.</w:t>
       </w:r>
     </w:p>
     <w:p>
@@ -275,17 +215,7 @@
     </w:p>
     <w:p>
       <w:r>
-        <w:t>Where personal data is transferred outside the EEA or UK, the</w:t>
-      </w:r>
-    </w:p>
-    <w:p>
-      <w:r>
-        <w:t>parties enter into the EU Standard Contractual Clauses (2021/914)</w:t>
-      </w:r>
-    </w:p>
-    <w:p>
-      <w:r>
-        <w:t>and the UK IDTA, and complete a transfer-impact assessment.</w:t>
+        <w:t>Where personal data is transferred outside the EEA or UK, the parties enter into the EU Standard Contractual Clauses (2021/914) and the UK IDTA, and complete a transfer-impact assessment.</w:t>
       </w:r>
     </w:p>
     <w:p>
@@ -298,12 +228,7 @@
     </w:p>
     <w:p>
       <w:r>
-        <w:t>Once per year, Controller may audit Processor's compliance on 30</w:t>
-      </w:r>
-    </w:p>
-    <w:p>
-      <w:r>
-        <w:t>days' notice, or accept a recent SOC 2 / ISO 27001 report.</w:t>
+        <w:t>Once per year, Controller may audit Processor's compliance on 30 days' notice, or accept a recent SOC 2 / ISO 27001 report.</w:t>
       </w:r>
     </w:p>
     <w:p>
@@ -316,12 +241,7 @@
     </w:p>
     <w:p>
       <w:r>
-        <w:t>On termination, Processor returns or deletes Personal Data at</w:t>
-      </w:r>
-    </w:p>
-    <w:p>
-      <w:r>
-        <w:t>Controller's option, unless retention is required by law.</w:t>
+        <w:t>On termination, Processor returns or deletes Personal Data at Controller's option, unless retention is required by law.</w:t>
       </w:r>
     </w:p>
     <w:p>
@@ -334,22 +254,7 @@
     </w:p>
     <w:p>
       <w:r>
-        <w:t>Liability for breach of this DPA follows the underlying service</w:t>
-      </w:r>
-    </w:p>
-    <w:p>
-      <w:r>
-        <w:t>agreement's limitation-of-liability terms, except that neither</w:t>
-      </w:r>
-    </w:p>
-    <w:p>
-      <w:r>
-        <w:t>party may exclude liability for wilful misconduct or breach of</w:t>
-      </w:r>
-    </w:p>
-    <w:p>
-      <w:r>
-        <w:t>data-protection law where such exclusion is prohibited.</w:t>
+        <w:t>Liability for breach of this DPA follows the underlying service agreement's limitation-of-liability terms, except that neither party may exclude liability for wilful misconduct or breach of data-protection law where such exclusion is prohibited.</w:t>
       </w:r>
     </w:p>
     <w:p>
@@ -375,12 +280,7 @@
     </w:p>
     <w:p>
       <w:r>
-        <w:t>(To be completed per Processor: categories of data subjects,</w:t>
-      </w:r>
-    </w:p>
-    <w:p>
-      <w:r>
-        <w:t>categories of data, purpose, retention.)</w:t>
+        <w:t>(To be completed per Processor: categories of data subjects, categories of data, purpose, retention.)</w:t>
       </w:r>
     </w:p>
     <w:p>
@@ -393,23 +293,13 @@
     </w:p>
     <w:p>
       <w:r>
-        <w:t>(To be completed per Processor: encryption, access, backups,</w:t>
-      </w:r>
-    </w:p>
-    <w:p>
-      <w:r>
-        <w:t>incident response, staff training.)</w:t>
+        <w:t>(To be completed per Processor: encryption, access, backups, incident response, staff training.)</w:t>
       </w:r>
     </w:p>
     <w:p/>
     <w:p>
       <w:r>
-        <w:t>*First draft — pending counsel ratification. Comments to</w:t>
-      </w:r>
-    </w:p>
-    <w:p>
-      <w:r>
-        <w:t>legal@birthright.live.*</w:t>
+        <w:t>*First draft — pending counsel ratification. Comments to legal@birthright.live.*</w:t>
       </w:r>
     </w:p>
     <w:p/>
@@ -423,12 +313,7 @@
     </w:p>
     <w:p>
       <w:r>
-        <w:t>Where an EU or UK resident's mandatory local rights conflict with this</w:t>
-      </w:r>
-    </w:p>
-    <w:p>
-      <w:r>
-        <w:t>document, the local rules prevail. Key points:</w:t>
+        <w:t>Where an EU or UK resident's mandatory local rights conflict with this document, the local rules prevail. Key points:</w:t>
       </w:r>
     </w:p>
     <w:p>
@@ -451,22 +336,7 @@
         <w:t>UK GDPR</w:t>
       </w:r>
       <w:r>
-        <w:t xml:space="preserve"> govern personal-data</w:t>
-      </w:r>
-    </w:p>
-    <w:p>
-      <w:r>
-        <w:t>processing. Lawful bases: contract necessity, legitimate interests</w:t>
-      </w:r>
-    </w:p>
-    <w:p>
-      <w:r>
-        <w:t>(with opt-out), consent (marketing / non-essential cookies), and</w:t>
-      </w:r>
-    </w:p>
-    <w:p>
-      <w:r>
-        <w:t>legal obligation.</w:t>
+        <w:t xml:space="preserve"> govern personal-data processing. Lawful bases: contract necessity, legitimate interests (with opt-out), consent (marketing / non-essential cookies), and legal obligation.</w:t>
       </w:r>
     </w:p>
     <w:p>
@@ -480,12 +350,7 @@
         <w:t>ePrivacy Directive (2002/58/EC)</w:t>
       </w:r>
       <w:r>
-        <w:t xml:space="preserve"> — non-essential cookies require</w:t>
-      </w:r>
-    </w:p>
-    <w:p>
-      <w:r>
-        <w:t>prior opt-in consent (see our Cookie Notice).</w:t>
+        <w:t xml:space="preserve"> — non-essential cookies require prior opt-in consent (see our Cookie Notice).</w:t>
       </w:r>
     </w:p>
     <w:p>
@@ -499,22 +364,7 @@
         <w:t>Consumer Rights Directive (2011/83/EU)</w:t>
       </w:r>
       <w:r>
-        <w:t xml:space="preserve"> — 14-day right of</w:t>
-      </w:r>
-    </w:p>
-    <w:p>
-      <w:r>
-        <w:t>withdrawal on distance sales of goods and most digital services.</w:t>
-      </w:r>
-    </w:p>
-    <w:p>
-      <w:r>
-        <w:t>Fully-performed digital content with prior consent may lose that</w:t>
-      </w:r>
-    </w:p>
-    <w:p>
-      <w:r>
-        <w:t>right.</w:t>
+        <w:t xml:space="preserve"> — 14-day right of withdrawal on distance sales of goods and most digital services. Fully-performed digital content with prior consent may lose that right.</w:t>
       </w:r>
     </w:p>
     <w:p>
@@ -528,17 +378,7 @@
         <w:t>Digital Services Act (Reg. 2022/2065)</w:t>
       </w:r>
       <w:r>
-        <w:t xml:space="preserve"> — community features</w:t>
-      </w:r>
-    </w:p>
-    <w:p>
-      <w:r>
-        <w:t>(posts, DMs, disputes) fall in scope. Single point of contact:</w:t>
-      </w:r>
-    </w:p>
-    <w:p>
-      <w:r>
-        <w:t>eu-contact@birthright.live.</w:t>
+        <w:t xml:space="preserve"> — community features (posts, DMs, disputes) fall in scope. Single point of contact: eu-contact@birthright.live.</w:t>
       </w:r>
     </w:p>
     <w:p>
@@ -552,12 +392,7 @@
         <w:t>Cross-border transfers</w:t>
       </w:r>
       <w:r>
-        <w:t xml:space="preserve"> — EU SCCs (2021/914) + UK IDTA with a</w:t>
-      </w:r>
-    </w:p>
-    <w:p>
-      <w:r>
-        <w:t>transfer-impact assessment per sub-processor.</w:t>
+        <w:t xml:space="preserve"> — EU SCCs (2021/914) + UK IDTA with a transfer-impact assessment per sub-processor.</w:t>
       </w:r>
     </w:p>
     <w:p>
@@ -571,12 +406,7 @@
         <w:t>DSAR window</w:t>
       </w:r>
       <w:r>
-        <w:t xml:space="preserve"> — 30 days (extendable to 90) at</w:t>
-      </w:r>
-    </w:p>
-    <w:p>
-      <w:r>
-        <w:t>privacy@birthright.live.</w:t>
+        <w:t xml:space="preserve"> — 30 days (extendable to 90) at privacy@birthright.live.</w:t>
       </w:r>
     </w:p>
     <w:p>
@@ -590,12 +420,7 @@
         <w:t>Supervisory authority</w:t>
       </w:r>
       <w:r>
-        <w:t xml:space="preserve"> — EU: your national DPA</w:t>
-      </w:r>
-    </w:p>
-    <w:p>
-      <w:r>
-        <w:t>(</w:t>
+        <w:t xml:space="preserve"> — EU: your national DPA (</w:t>
       </w:r>
       <w:hyperlink r:id="rId9">
         <w:r>
@@ -624,7 +449,7 @@
     </w:p>
     <w:sectPr>
       <w:pgSz w:w="12240" w:h="15840"/>
-      <w:pgMar w:top="1152" w:right="1296" w:bottom="1152" w:left="1296" w:header="720" w:footer="720" w:gutter="0"/>
+      <w:pgMar w:top="1440" w:right="1440" w:bottom="1440" w:left="1440" w:header="720" w:footer="720" w:gutter="0"/>
       <w:cols w:space="720"/>
       <w:docGrid w:linePitch="360"/>
     </w:sectPr>
@@ -995,6 +820,9 @@
     <w:name w:val="Normal"/>
     <w:qFormat/>
     <w:rsid w:val="00FC693F"/>
+    <w:pPr>
+      <w:spacing w:line="240" w:lineRule="auto" w:before="0" w:after="120"/>
+    </w:pPr>
     <w:rPr>
       <w:rFonts w:ascii="Calibri" w:hAnsi="Calibri"/>
       <w:sz w:val="22"/>

--- a/backend/legal_docs/19-data-processing-agreement-template.docx
+++ b/backend/legal_docs/19-data-processing-agreement-template.docx
@@ -105,7 +105,7 @@
           <w:i/>
           <w:color w:val="7C5316"/>
         </w:rPr>
-        <w:t>Executive Director: James Reagan · Contact: legal@birthright.live</w:t>
+        <w:t>Executive Director: Amanda Reagan · Contact: legal@birthright.live</w:t>
       </w:r>
     </w:p>
     <w:p>
